--- a/hub/files/Case5.docx
+++ b/hub/files/Case5.docx
@@ -71,7 +71,7 @@
                 <w:b/>
                 <w:sz w:val="19"/>
               </w:rPr>
-              <w:t xml:space="preserve"> (every team) + presentation </w:t>
+              <w:t xml:space="preserve"> (every student, individual) + presentation </w:t>
             </w:r>
             <w:r>
               <w:rPr>
@@ -123,7 +123,7 @@
               <w:rPr>
                 <w:sz w:val="19"/>
               </w:rPr>
-              <w:t>Wed Oct 7, start of class (worksheet, all teams); Team 4 presents in class that day</w:t>
+              <w:t>Wed Oct 7, start of class (write-up, every student); Team 4 presents in class that day</w:t>
             </w:r>
           </w:p>
         </w:tc>
@@ -161,7 +161,7 @@
               <w:rPr>
                 <w:sz w:val="19"/>
               </w:rPr>
-              <w:t>Team</w:t>
+              <w:t>Individual write-up · Team 4 presents</w:t>
             </w:r>
           </w:p>
         </w:tc>
@@ -199,7 +199,20 @@
               <w:rPr>
                 <w:sz w:val="19"/>
               </w:rPr>
-              <w:t>Canvas — this doc's worksheet filled (one PDF per team); Team 4 also uploads slides before class</w:t>
+              <w:t xml:space="preserve">Canvas — this doc filled (Box A, Box B, Box C), </w:t>
+            </w:r>
+            <w:r>
+              <w:rPr>
+                <w:b/>
+                <w:sz w:val="19"/>
+              </w:rPr>
+              <w:t>.docx</w:t>
+            </w:r>
+            <w:r>
+              <w:rPr>
+                <w:sz w:val="19"/>
+              </w:rPr>
+              <w:t>, one per student; Team 4 also uploads slides before class</w:t>
             </w:r>
           </w:p>
         </w:tc>
@@ -285,7 +298,16 @@
     </w:p>
     <w:p>
       <w:r>
-        <w:t xml:space="preserve">*Voice-first prep: after reading the case yourself, talk it through with the </w:t>
+        <w:t xml:space="preserve">*Three boxes, in order: </w:t>
+      </w:r>
+      <w:r>
+        <w:rPr>
+          <w:b/>
+        </w:rPr>
+        <w:t>Box A</w:t>
+      </w:r>
+      <w:r>
+        <w:t xml:space="preserve"> (your first take, before the tutor) → the </w:t>
       </w:r>
       <w:r>
         <w:rPr>
@@ -294,7 +316,7 @@
         <w:t>AI voice tutor</w:t>
       </w:r>
       <w:r>
-        <w:t xml:space="preserve"> (ChatGPT voice mode; starter prompt below) with the assigned textbook chapter — </w:t>
+        <w:t xml:space="preserve"> session (ChatGPT voice mode; starter prompt below; the assigned chapter — </w:t>
       </w:r>
       <w:r>
         <w:rPr>
@@ -303,7 +325,25 @@
         <w:t>Ch. 8, Sample Size and Sample Selection</w:t>
       </w:r>
       <w:r>
-        <w:t xml:space="preserve"> — in hand as context. The tutor quizzes and challenges rather than answering. Disclose the session in the AI reflection.*</w:t>
+        <w:t xml:space="preserve"> — in hand) → </w:t>
+      </w:r>
+      <w:r>
+        <w:rPr>
+          <w:b/>
+        </w:rPr>
+        <w:t>Box B</w:t>
+      </w:r>
+      <w:r>
+        <w:t xml:space="preserve"> (your answer after the tutor) → </w:t>
+      </w:r>
+      <w:r>
+        <w:rPr>
+          <w:b/>
+        </w:rPr>
+        <w:t>Box C</w:t>
+      </w:r>
+      <w:r>
+        <w:t xml:space="preserve"> (what changed, plus the transcript link). Individual work. The tutor quizzes and challenges rather than answering.*</w:t>
       </w:r>
     </w:p>
     <w:p>
@@ -311,7 +351,16 @@
         <w:pStyle w:val="ListNumber"/>
       </w:pPr>
       <w:r>
-        <w:t>Read the case (Appendix A) individually, then discuss as a team before consulting AI.</w:t>
+        <w:t xml:space="preserve">Read the case (Appendix A) individually, then fill </w:t>
+      </w:r>
+      <w:r>
+        <w:rPr>
+          <w:b/>
+        </w:rPr>
+        <w:t>Box A</w:t>
+      </w:r>
+      <w:r>
+        <w:t xml:space="preserve"> — your first take, before the tutor (10–15 min; rough is fine).</w:t>
       </w:r>
     </w:p>
     <w:p>
@@ -396,7 +445,25 @@
         <w:pStyle w:val="ListNumber"/>
       </w:pPr>
       <w:r>
-        <w:t xml:space="preserve">Fill the worksheet (Appendix B). </w:t>
+        <w:t xml:space="preserve">Run the voice session (one push minimum), then fill </w:t>
+      </w:r>
+      <w:r>
+        <w:rPr>
+          <w:b/>
+        </w:rPr>
+        <w:t>Box B</w:t>
+      </w:r>
+      <w:r>
+        <w:t xml:space="preserve"> and the </w:t>
+      </w:r>
+      <w:r>
+        <w:rPr>
+          <w:b/>
+        </w:rPr>
+        <w:t>Box C</w:t>
+      </w:r>
+      <w:r>
+        <w:t xml:space="preserve"> delta log (Appendix B). </w:t>
       </w:r>
       <w:r>
         <w:rPr>
@@ -427,7 +494,7 @@
         <w:t>Burns &amp; Veeck, *Marketing Research* (10th ed.), Ch. 8 — Sample Size and Sample Selection</w:t>
       </w:r>
       <w:r>
-        <w:t xml:space="preserve"> open (eText or printout) during the session. Copy the prompt below into ChatGPT, switch to voice mode, and work the case out loud:</w:t>
+        <w:t xml:space="preserve"> open (eText or printout); if you have the chapter as a Word text file, attach it with the case. Fill Box A first, then paste the prompt below into ChatGPT, switch to voice mode, and work the case out loud:</w:t>
       </w:r>
     </w:p>
     <w:p>
@@ -439,7 +506,7 @@
           <w:i/>
           <w:sz w:val="19"/>
         </w:rPr>
-        <w:t>You are my marketing-research case tutor. I am preparing the attached mini-case for IBM 3302. I also have the assigned textbook chapter in front of me — when I cite it, push me to connect the concept to the case. Your rules: quiz me and challenge my positions with follow-up questions; never give me the answer outright; when I'm vague, demand the specific concept, variable, or decision rule; end by making me state my team's final answers out loud so I can write them down. Start by asking me what the case's core decision is.</w:t>
+        <w:t>You are my marketing-research case tutor for IBM 3302. The mini-case is attached and I have the assigned textbook chapter in front of me. I have written my first-take answers and will read them to you row by row. Rules: never give me the answer. Start by asking me the case's core decision, then quiz me on two case facts. For each row, ask one follow-up that tests whether I am using the chapter's concept correctly; push back hard on my weakest row at least once. Cite the chapter by section heading ("section Y"). After I defend a row through one or two rounds, say it is defensible enough and move on — good enough is my call. End by having me state my final answers out loud.</w:t>
       </w:r>
     </w:p>
     <w:p>
@@ -461,7 +528,16 @@
         <w:t xml:space="preserve">☐  </w:t>
       </w:r>
       <w:r>
-        <w:t>Filled worksheet (Appendix B) as one PDF — every team</w:t>
+        <w:t xml:space="preserve">This doc with Box A, Box B, and Box C filled — </w:t>
+      </w:r>
+      <w:r>
+        <w:rPr>
+          <w:b/>
+        </w:rPr>
+        <w:t>.docx</w:t>
+      </w:r>
+      <w:r>
+        <w:t>, one per student</w:t>
       </w:r>
     </w:p>
     <w:p>
@@ -489,7 +565,7 @@
         <w:t xml:space="preserve">☐  </w:t>
       </w:r>
       <w:r>
-        <w:t>AI reflection (below) answered at the end of the worksheet</w:t>
+        <w:t>Transcript link in Box C (Google Doc or Drive PDF, Anyone with the link — test it in a private window)</w:t>
       </w:r>
     </w:p>
     <w:p>
@@ -543,10 +619,10 @@
         <w:rPr>
           <w:b/>
         </w:rPr>
-        <w:t>Write-up (5 pts, every team including the presenters):</w:t>
+        <w:t>Write-up (5 pts, every student, individual):</w:t>
       </w:r>
       <w:r>
-        <w:t xml:space="preserve"> graded on the same instrument for all teams — 5 = complete and substantially correct, with a specific AI reflection · 3 = complete but generic or with major errors · 0–1 = missing or perfunctory.</w:t>
+        <w:t xml:space="preserve"> 5 = Box B complete and substantially correct against the key, Box A visibly earlier and rougher than B, Box C shows one real push with a tagged change or a reasoned "kept it", link opens · 3 = complete, but Box A mirrors B, Box C generic, or a major content error · 1 = a box or the link missing · 0 = not submitted.</w:t>
       </w:r>
     </w:p>
     <w:p>
@@ -921,7 +997,7 @@
               <w:rPr>
                 <w:sz w:val="19"/>
               </w:rPr>
-              <w:t>Human-first draft documented; the four reflection prompts answered specifically, not generically</w:t>
+              <w:t>Box A honestly earlier than Box B; Box C shows one real push with a tagged change or a reasoned rejection; transcript link opens</w:t>
             </w:r>
           </w:p>
         </w:tc>
@@ -933,7 +1009,7 @@
         <w:pStyle w:val="Heading2"/>
       </w:pPr>
       <w:r>
-        <w:t>AI reflection (required)</w:t>
+        <w:t>Delta log (required)</w:t>
       </w:r>
     </w:p>
     <w:p>
@@ -941,35 +1017,55 @@
         <w:rPr>
           <w:b/>
         </w:rPr>
-        <w:t>Human first.</w:t>
+        <w:t>Human first, then one push.</w:t>
       </w:r>
       <w:r>
-        <w:t xml:space="preserve"> Draft or plan this assignment yourselves before any AI touches it. That order is the point: it is the only way to see what AI actually adds — or quietly subtracts. Then use AI to improve your draft, and answer the four prompts below (2–4 sentences each, specific to THIS assignment):</w:t>
+        <w:t xml:space="preserve"> Write Box A before the tutor hears anything. In the session the tutor pushes back on at least one row; Box C records that push and what you did with it. Tag each change carried into Box B — </w:t>
       </w:r>
-    </w:p>
-    <w:p>
       <w:r>
-        <w:t>(a) The most important change we made after using AI was…</w:t>
+        <w:rPr>
+          <w:b/>
+        </w:rPr>
+        <w:t>[evidence]</w:t>
       </w:r>
-    </w:p>
-    <w:p>
       <w:r>
-        <w:t>(b) We accepted this change because…</w:t>
+        <w:t xml:space="preserve"> (missed case fact) · </w:t>
       </w:r>
-    </w:p>
-    <w:p>
       <w:r>
-        <w:t>(c) We rejected or substantially revised the AI suggestion that…</w:t>
+        <w:rPr>
+          <w:b/>
+        </w:rPr>
+        <w:t>[concept]</w:t>
       </w:r>
-    </w:p>
-    <w:p>
       <w:r>
-        <w:t>(d) One uncertainty or question that remains is…</w:t>
+        <w:t xml:space="preserve"> (term used loosely) · </w:t>
       </w:r>
-    </w:p>
-    <w:p>
       <w:r>
-        <w:t>List the tools you used and for what. Generic answers ("AI helped us improve clarity") score zero on this category; name the actual change.</w:t>
+        <w:rPr>
+          <w:b/>
+        </w:rPr>
+        <w:t>[structure]</w:t>
+      </w:r>
+      <w:r>
+        <w:t xml:space="preserve"> (row belongs elsewhere) · </w:t>
+      </w:r>
+      <w:r>
+        <w:rPr>
+          <w:b/>
+        </w:rPr>
+        <w:t>[wording]</w:t>
+      </w:r>
+      <w:r>
+        <w:t xml:space="preserve"> — and name one suggestion you rejected or pushed back on, with the reason. </w:t>
+      </w:r>
+      <w:r>
+        <w:rPr>
+          <w:b/>
+        </w:rPr>
+        <w:t>Stopping is your call:</w:t>
+      </w:r>
+      <w:r>
+        <w:t xml:space="preserve"> one or two defended rounds per row is the finish line, not the tutor's last objection. Paste a transcript link the grader can open. Generic entries ("AI improved my clarity") score zero here.</w:t>
       </w:r>
     </w:p>
     <w:p>
@@ -1024,7 +1120,23 @@
         <w:pStyle w:val="Heading2"/>
       </w:pPr>
       <w:r>
-        <w:t>Appendix B — Worksheet (fill this out)</w:t>
+        <w:t>Appendix B — Worksheet: three boxes, in order</w:t>
+      </w:r>
+    </w:p>
+    <w:p>
+      <w:pPr>
+        <w:pStyle w:val="Heading3"/>
+      </w:pPr>
+      <w:r>
+        <w:t>Box A — My first take (before the tutor)</w:t>
+      </w:r>
+    </w:p>
+    <w:p>
+      <w:r>
+        <w:rPr>
+          <w:i/>
+        </w:rPr>
+        <w:t>Fill this from the case and the chapter only, before the voice session (10–15 min). Rough is fine: bullets, hedges, a guess you are unsure about. Do not edit it afterward — the grader compares it with Box B.</w:t>
       </w:r>
     </w:p>
     <w:p>
@@ -1320,11 +1432,319 @@
       </w:r>
     </w:p>
     <w:p>
+      <w:pPr>
+        <w:pStyle w:val="Heading3"/>
+      </w:pPr>
+      <w:r>
+        <w:t>Box B — After the tutor</w:t>
+      </w:r>
+    </w:p>
+    <w:p>
+      <w:r>
+        <w:rPr>
+          <w:i/>
+        </w:rPr>
+        <w:t>Copy your Box A answers down and revise them after the session. This is the box graded against the answer key.</w:t>
+      </w:r>
+    </w:p>
+    <w:p>
+      <w:pPr>
+        <w:sectPr>
+          <w:pgSz w:w="12240" w:h="15840"/>
+          <w:pgMar w:top="1008" w:right="1152" w:bottom="1008" w:left="1152" w:header="720" w:footer="720" w:gutter="0"/>
+          <w:cols w:space="720"/>
+          <w:docGrid w:linePitch="360"/>
+        </w:sectPr>
+      </w:pPr>
+    </w:p>
+    <w:tbl>
+      <w:tblPr>
+        <w:tblStyle w:val="TableGrid"/>
+        <w:tblW w:type="auto" w:w="0"/>
+        <w:tblLook w:firstColumn="1" w:firstRow="1" w:lastColumn="0" w:lastRow="0" w:noHBand="0" w:noVBand="1" w:val="04A0"/>
+      </w:tblPr>
+      <w:tblGrid>
+        <w:gridCol w:w="3528"/>
+        <w:gridCol w:w="3528"/>
+        <w:gridCol w:w="3528"/>
+        <w:gridCol w:w="3528"/>
+      </w:tblGrid>
+      <w:tr>
+        <w:tc>
+          <w:tcPr>
+            <w:tcW w:type="dxa" w:w="3528"/>
+          </w:tcPr>
+          <w:p>
+            <w:r>
+              <w:rPr>
+                <w:b/>
+                <w:sz w:val="18"/>
+              </w:rPr>
+            </w:r>
+            <w:r>
+              <w:rPr>
+                <w:b/>
+                <w:sz w:val="18"/>
+              </w:rPr>
+              <w:t>Procedure</w:t>
+            </w:r>
+          </w:p>
+        </w:tc>
+        <w:tc>
+          <w:tcPr>
+            <w:tcW w:type="dxa" w:w="3528"/>
+          </w:tcPr>
+          <w:p>
+            <w:r>
+              <w:rPr>
+                <w:b/>
+                <w:sz w:val="18"/>
+              </w:rPr>
+            </w:r>
+            <w:r>
+              <w:rPr>
+                <w:b/>
+                <w:sz w:val="18"/>
+              </w:rPr>
+              <w:t>Who can be sampled (the frame) vs. the target population</w:t>
+            </w:r>
+          </w:p>
+        </w:tc>
+        <w:tc>
+          <w:tcPr>
+            <w:tcW w:type="dxa" w:w="3528"/>
+          </w:tcPr>
+          <w:p>
+            <w:r>
+              <w:rPr>
+                <w:b/>
+                <w:sz w:val="18"/>
+              </w:rPr>
+            </w:r>
+            <w:r>
+              <w:rPr>
+                <w:b/>
+                <w:sz w:val="18"/>
+              </w:rPr>
+              <w:t>Who is excluded / over-represented, and the bias that results</w:t>
+            </w:r>
+          </w:p>
+        </w:tc>
+        <w:tc>
+          <w:tcPr>
+            <w:tcW w:type="dxa" w:w="3528"/>
+          </w:tcPr>
+          <w:p>
+            <w:r>
+              <w:rPr>
+                <w:b/>
+                <w:sz w:val="18"/>
+              </w:rPr>
+            </w:r>
+            <w:r>
+              <w:rPr>
+                <w:b/>
+                <w:sz w:val="18"/>
+              </w:rPr>
+              <w:t>Representativeness verdict + biggest flaw</w:t>
+            </w:r>
+          </w:p>
+        </w:tc>
+      </w:tr>
+      <w:tr>
+        <w:tc>
+          <w:tcPr>
+            <w:tcW w:type="dxa" w:w="3528"/>
+          </w:tcPr>
+          <w:p>
+            <w:r>
+              <w:rPr>
+                <w:sz w:val="18"/>
+              </w:rPr>
+            </w:r>
+            <w:r>
+              <w:rPr>
+                <w:sz w:val="18"/>
+              </w:rPr>
+              <w:t>1 — Billing-statement insert</w:t>
+            </w:r>
+          </w:p>
+        </w:tc>
+        <w:tc>
+          <w:tcPr>
+            <w:tcW w:type="dxa" w:w="3528"/>
+          </w:tcPr>
+          <w:p>
+            <w:r>
+              <w:rPr>
+                <w:sz w:val="18"/>
+              </w:rPr>
+            </w:r>
+          </w:p>
+        </w:tc>
+        <w:tc>
+          <w:tcPr>
+            <w:tcW w:type="dxa" w:w="3528"/>
+          </w:tcPr>
+          <w:p>
+            <w:r>
+              <w:rPr>
+                <w:sz w:val="18"/>
+              </w:rPr>
+            </w:r>
+          </w:p>
+        </w:tc>
+        <w:tc>
+          <w:tcPr>
+            <w:tcW w:type="dxa" w:w="3528"/>
+          </w:tcPr>
+          <w:p>
+            <w:r>
+              <w:rPr>
+                <w:sz w:val="18"/>
+              </w:rPr>
+            </w:r>
+          </w:p>
+        </w:tc>
+      </w:tr>
+      <w:tr>
+        <w:tc>
+          <w:tcPr>
+            <w:tcW w:type="dxa" w:w="3528"/>
+          </w:tcPr>
+          <w:p>
+            <w:r>
+              <w:rPr>
+                <w:sz w:val="18"/>
+              </w:rPr>
+            </w:r>
+            <w:r>
+              <w:rPr>
+                <w:sz w:val="18"/>
+              </w:rPr>
+              <w:t>2 — Columbia Mall intercept (n = 500)</w:t>
+            </w:r>
+          </w:p>
+        </w:tc>
+        <w:tc>
+          <w:tcPr>
+            <w:tcW w:type="dxa" w:w="3528"/>
+          </w:tcPr>
+          <w:p>
+            <w:r>
+              <w:rPr>
+                <w:sz w:val="18"/>
+              </w:rPr>
+            </w:r>
+          </w:p>
+        </w:tc>
+        <w:tc>
+          <w:tcPr>
+            <w:tcW w:type="dxa" w:w="3528"/>
+          </w:tcPr>
+          <w:p>
+            <w:r>
+              <w:rPr>
+                <w:sz w:val="18"/>
+              </w:rPr>
+            </w:r>
+          </w:p>
+        </w:tc>
+        <w:tc>
+          <w:tcPr>
+            <w:tcW w:type="dxa" w:w="3528"/>
+          </w:tcPr>
+          <w:p>
+            <w:r>
+              <w:rPr>
+                <w:sz w:val="18"/>
+              </w:rPr>
+            </w:r>
+          </w:p>
+        </w:tc>
+      </w:tr>
+      <w:tr>
+        <w:tc>
+          <w:tcPr>
+            <w:tcW w:type="dxa" w:w="3528"/>
+          </w:tcPr>
+          <w:p>
+            <w:r>
+              <w:rPr>
+                <w:sz w:val="18"/>
+              </w:rPr>
+            </w:r>
+            <w:r>
+              <w:rPr>
+                <w:sz w:val="18"/>
+              </w:rPr>
+              <w:t>3 — Internet survey, $2 incentive, banner-ad recruiting</w:t>
+            </w:r>
+          </w:p>
+        </w:tc>
+        <w:tc>
+          <w:tcPr>
+            <w:tcW w:type="dxa" w:w="3528"/>
+          </w:tcPr>
+          <w:p>
+            <w:r>
+              <w:rPr>
+                <w:sz w:val="18"/>
+              </w:rPr>
+            </w:r>
+          </w:p>
+        </w:tc>
+        <w:tc>
+          <w:tcPr>
+            <w:tcW w:type="dxa" w:w="3528"/>
+          </w:tcPr>
+          <w:p>
+            <w:r>
+              <w:rPr>
+                <w:sz w:val="18"/>
+              </w:rPr>
+            </w:r>
+          </w:p>
+        </w:tc>
+        <w:tc>
+          <w:tcPr>
+            <w:tcW w:type="dxa" w:w="3528"/>
+          </w:tcPr>
+          <w:p>
+            <w:r>
+              <w:rPr>
+                <w:sz w:val="18"/>
+              </w:rPr>
+            </w:r>
+          </w:p>
+        </w:tc>
+      </w:tr>
+    </w:tbl>
+    <w:p/>
+    <w:p>
+      <w:pPr>
+        <w:sectPr>
+          <w:pgSz w:w="15840" w:h="12240" w:orient="landscape"/>
+          <w:pgMar w:top="1008" w:right="864" w:bottom="1008" w:left="864" w:header="720" w:footer="720" w:gutter="0"/>
+          <w:cols w:space="720"/>
+          <w:docGrid w:linePitch="360"/>
+        </w:sectPr>
+      </w:pPr>
+    </w:p>
+    <w:p>
       <w:r>
         <w:rPr>
           <w:b/>
         </w:rPr>
-        <w:t>AI reflection (a)–(d) + tools used:</w:t>
+        <w:t>Your better option (frame, probability method, how you reach potential customers — 3–5 sentences):</w:t>
+      </w:r>
+    </w:p>
+    <w:p>
+      <w:pPr>
+        <w:pStyle w:val="Heading3"/>
+      </w:pPr>
+      <w:r>
+        <w:t>Box C — Delta log</w:t>
       </w:r>
     </w:p>
     <w:tbl>
@@ -1374,7 +1794,7 @@
                 <w:b/>
                 <w:sz w:val="19"/>
               </w:rPr>
-              <w:t>Answer</w:t>
+              <w:t>Your answer (≤ 60 words each)</w:t>
             </w:r>
           </w:p>
         </w:tc>
@@ -1392,9 +1812,16 @@
             </w:r>
             <w:r>
               <w:rPr>
+                <w:b/>
                 <w:sz w:val="19"/>
               </w:rPr>
-              <w:t>(a) Most important change after AI</w:t>
+              <w:t>1. The push</w:t>
+            </w:r>
+            <w:r>
+              <w:rPr>
+                <w:sz w:val="19"/>
+              </w:rPr>
+              <w:t xml:space="preserve"> — what the tutor challenged, and where you decided your answer was good enough and stopped</w:t>
             </w:r>
           </w:p>
         </w:tc>
@@ -1424,9 +1851,16 @@
             </w:r>
             <w:r>
               <w:rPr>
+                <w:b/>
                 <w:sz w:val="19"/>
               </w:rPr>
-              <w:t>(b) Why we accepted it</w:t>
+              <w:t>2. What changed A → B</w:t>
+            </w:r>
+            <w:r>
+              <w:rPr>
+                <w:sz w:val="19"/>
+              </w:rPr>
+              <w:t xml:space="preserve"> — one tag per change: [evidence] [concept] [structure] [wording]; or "nothing changed, because…"</w:t>
             </w:r>
           </w:p>
         </w:tc>
@@ -1456,9 +1890,16 @@
             </w:r>
             <w:r>
               <w:rPr>
+                <w:b/>
                 <w:sz w:val="19"/>
               </w:rPr>
-              <w:t>(c) AI suggestion we rejected/revised</w:t>
+              <w:t>3. A suggestion I rejected or pushed back on, and why</w:t>
+            </w:r>
+            <w:r>
+              <w:rPr>
+                <w:sz w:val="19"/>
+              </w:rPr>
+              <w:t xml:space="preserve"> — if none, write "none" and name what you checked against the chapter</w:t>
             </w:r>
           </w:p>
         </w:tc>
@@ -1488,41 +1929,16 @@
             </w:r>
             <w:r>
               <w:rPr>
+                <w:b/>
                 <w:sz w:val="19"/>
               </w:rPr>
-              <w:t>(d) Remaining uncertainty</w:t>
-            </w:r>
-          </w:p>
-        </w:tc>
-        <w:tc>
-          <w:tcPr>
-            <w:tcW w:type="dxa" w:w="4968"/>
-          </w:tcPr>
-          <w:p>
-            <w:r>
-              <w:rPr>
-                <w:sz w:val="19"/>
-              </w:rPr>
-            </w:r>
-          </w:p>
-        </w:tc>
-      </w:tr>
-      <w:tr>
-        <w:tc>
-          <w:tcPr>
-            <w:tcW w:type="dxa" w:w="4968"/>
-          </w:tcPr>
-          <w:p>
-            <w:r>
-              <w:rPr>
-                <w:sz w:val="19"/>
-              </w:rPr>
+              <w:t>4. Transcript link</w:t>
             </w:r>
             <w:r>
               <w:rPr>
                 <w:sz w:val="19"/>
               </w:rPr>
-              <w:t>Tools used, and for what</w:t>
+              <w:t xml:space="preserve"> — Google Doc (scroll to the top, select all, paste without formatting, share as Anyone with the link) or a Drive link to the printed PDF. Not a chatgpt.com/c/ URL, not OneDrive, not a summary</w:t>
             </w:r>
           </w:p>
         </w:tc>

--- a/hub/files/Case5.docx
+++ b/hub/files/Case5.docx
@@ -485,7 +485,13 @@
     </w:p>
     <w:p>
       <w:r>
-        <w:t xml:space="preserve">Have </w:t>
+        <w:rPr>
+          <w:b/>
+        </w:rPr>
+        <w:t>Nothing to upload.</w:t>
+      </w:r>
+      <w:r>
+        <w:t xml:space="preserve"> The case is inside the prompt below. The only material you may attach is the textbook chapter — </w:t>
       </w:r>
       <w:r>
         <w:rPr>
@@ -494,7 +500,7 @@
         <w:t>Burns &amp; Veeck, *Marketing Research* (10th ed.), Ch. 8 — Sample Size and Sample Selection</w:t>
       </w:r>
       <w:r>
-        <w:t xml:space="preserve"> open (eText or printout); if you have the chapter as a Word text file, attach it with the case. Fill Box A first, then paste the prompt below into ChatGPT, switch to voice mode, and work the case out loud:</w:t>
+        <w:t xml:space="preserve"> — which is copyrighted and not posted anywhere: open it through your own eText account (Instant Access), and if you want the tutor to read it, paste the chapter text into a Word file and attach that. Fill Box A first, then paste the whole block below into ChatGPT, switch to voice mode, and work the case out loud:</w:t>
       </w:r>
     </w:p>
     <w:p>
@@ -506,7 +512,57 @@
           <w:i/>
           <w:sz w:val="19"/>
         </w:rPr>
-        <w:t>You are my marketing-research case tutor for IBM 3302. The mini-case is attached and I have the assigned textbook chapter in front of me. I have written my first-take answers and will read them to you row by row. Rules: never give me the answer. Start by asking me the case's core decision, then quiz me on two case facts. For each row, ask one follow-up that tests whether I am using the chapter's concept correctly; push back hard on my weakest row at least once. Cite the chapter by section heading ("section Y"). After I defend a row through one or two rounds, say it is defensible enough and move on — good enough is my call. End by having me state my final answers out loud.</w:t>
+        <w:t>You are my marketing-research case tutor for IBM 3302. Here is the mini-case, in full: Mediacom is in the process of changing its package and pricing structure for cable TV and internet services. It has developed four media packages and wants to assess the relative attractiveness of these four packages in a representative sample of customers and potential customers in Columbia, MO. Their researcher is considering the following sampling procedures:</w:t>
+      </w:r>
+    </w:p>
+    <w:p>
+      <w:pPr>
+        <w:ind w:left="432"/>
+      </w:pPr>
+      <w:r>
+        <w:rPr>
+          <w:i/>
+          <w:sz w:val="19"/>
+        </w:rPr>
+        <w:t>1. Include a survey with the monthly billing statement, along with a pre-paid postage reply envelope. 2. Do a mall intercept survey at Columbia Mall and survey 500 actual or potential Mediacom customers. 3. Conduct an internet survey. Respondents would be paid $2 for completing a survey and would be recruited through banner ads on local newspaper, television, and radio websites.</w:t>
+      </w:r>
+    </w:p>
+    <w:p>
+      <w:pPr>
+        <w:ind w:left="432"/>
+      </w:pPr>
+      <w:r>
+        <w:rPr>
+          <w:i/>
+          <w:sz w:val="19"/>
+        </w:rPr>
+        <w:t>Be prepared to discuss how representative of the target population each of these approaches would be. Also, be prepared to suggest a better option for collecting the data.</w:t>
+      </w:r>
+    </w:p>
+    <w:p>
+      <w:pPr>
+        <w:ind w:left="432"/>
+      </w:pPr>
+      <w:r>
+        <w:rPr>
+          <w:i/>
+          <w:sz w:val="19"/>
+        </w:rPr>
+        <w:t xml:space="preserve">I have the assigned textbook chapter (Burns &amp; Veeck, </w:t>
+      </w:r>
+      <w:r>
+        <w:rPr>
+          <w:i/>
+          <w:sz w:val="19"/>
+        </w:rPr>
+        <w:t>Marketing Research</w:t>
+      </w:r>
+      <w:r>
+        <w:rPr>
+          <w:i/>
+          <w:sz w:val="19"/>
+        </w:rPr>
+        <w:t xml:space="preserve"> (10th ed.), Ch. 8 — Sample Size and Sample Selection) in front of me and may attach its text. I have written my first-take answers and will read them to you row by row. Rules: never give me the answer. Start by asking me the case's core decision, then quiz me on two facts from the case above. For each row, ask one follow-up that tests whether I am using the chapter's concept correctly; push back hard on my weakest row at least once. Cite the chapter by section heading ("section Y"). After I defend a row through one or two rounds, say it is defensible enough and move on — good enough is my call. End by having me state my final answers out loud.</w:t>
       </w:r>
     </w:p>
     <w:p>

--- a/hub/files/Case5.docx
+++ b/hub/files/Case5.docx
@@ -123,7 +123,7 @@
               <w:rPr>
                 <w:sz w:val="19"/>
               </w:rPr>
-              <w:t>Wed Oct 7, start of class (write-up, every student); Team 4 presents in class that day</w:t>
+              <w:t>Write-up: Tue Oct 6, 11:59 PM Pacific (every student); Team 4 presents Wed Oct 7 in class</w:t>
             </w:r>
           </w:p>
         </w:tc>
@@ -212,7 +212,7 @@
               <w:rPr>
                 <w:sz w:val="19"/>
               </w:rPr>
-              <w:t>, one per student; Team 4 also uploads slides before class</w:t>
+              <w:t>, one per student; Team 4 uploads slides to the separate 20-point Mini-Case Presentation team assignment before class</w:t>
             </w:r>
           </w:p>
         </w:tc>
@@ -607,7 +607,7 @@
         <w:t xml:space="preserve">☐  </w:t>
       </w:r>
       <w:r>
-        <w:t>Slides — Team 4 only, uploaded before class</w:t>
+        <w:t>Slides — Team 4 only, uploaded to the separate Mini-Case Presentation team assignment before class</w:t>
       </w:r>
     </w:p>
     <w:p>

--- a/hub/files/Case5.docx
+++ b/hub/files/Case5.docx
@@ -348,8 +348,12 @@
     </w:p>
     <w:p>
       <w:pPr>
-        <w:pStyle w:val="ListNumber"/>
+        <w:ind w:left="432" w:hanging="432"/>
       </w:pPr>
+      <w:r>
+        <w:t>1.</w:t>
+        <w:tab/>
+      </w:r>
       <w:r>
         <w:t xml:space="preserve">Read the case (Appendix A) individually, then fill </w:t>
       </w:r>
@@ -365,8 +369,12 @@
     </w:p>
     <w:p>
       <w:pPr>
-        <w:pStyle w:val="ListNumber"/>
+        <w:ind w:left="432" w:hanging="432"/>
       </w:pPr>
+      <w:r>
+        <w:t>2.</w:t>
+        <w:tab/>
+      </w:r>
       <w:r>
         <w:t xml:space="preserve">For each procedure, define </w:t>
       </w:r>
@@ -391,8 +399,12 @@
     </w:p>
     <w:p>
       <w:pPr>
-        <w:pStyle w:val="ListNumber"/>
+        <w:ind w:left="432" w:hanging="432"/>
       </w:pPr>
+      <w:r>
+        <w:t>3.</w:t>
+        <w:tab/>
+      </w:r>
       <w:r>
         <w:t xml:space="preserve">Name </w:t>
       </w:r>
@@ -408,8 +420,12 @@
     </w:p>
     <w:p>
       <w:pPr>
-        <w:pStyle w:val="ListNumber"/>
+        <w:ind w:left="432" w:hanging="432"/>
       </w:pPr>
+      <w:r>
+        <w:t>4.</w:t>
+        <w:tab/>
+      </w:r>
       <w:r>
         <w:t xml:space="preserve">Give each procedure a </w:t>
       </w:r>
@@ -425,8 +441,12 @@
     </w:p>
     <w:p>
       <w:pPr>
-        <w:pStyle w:val="ListNumber"/>
+        <w:ind w:left="432" w:hanging="432"/>
       </w:pPr>
+      <w:r>
+        <w:t>5.</w:t>
+        <w:tab/>
+      </w:r>
       <w:r>
         <w:t xml:space="preserve">Design a </w:t>
       </w:r>
@@ -442,8 +462,12 @@
     </w:p>
     <w:p>
       <w:pPr>
-        <w:pStyle w:val="ListNumber"/>
+        <w:ind w:left="432" w:hanging="432"/>
       </w:pPr>
+      <w:r>
+        <w:t>6.</w:t>
+        <w:tab/>
+      </w:r>
       <w:r>
         <w:t xml:space="preserve">Run the voice session (one push minimum), then fill </w:t>
       </w:r>
@@ -658,7 +682,7 @@
         <w:t>teach the case's key idea</w:t>
       </w:r>
       <w:r>
-        <w:t xml:space="preserve"> clearly enough that a classmate could apply it on the quiz, and (2) go </w:t>
+        <w:t xml:space="preserve"> clearly enough that a classmate could apply it on the final exam, and (2) go </w:t>
       </w:r>
       <w:r>
         <w:rPr>
@@ -1144,24 +1168,36 @@
     </w:p>
     <w:p>
       <w:pPr>
-        <w:pStyle w:val="ListNumber"/>
+        <w:ind w:left="432" w:hanging="432"/>
       </w:pPr>
+      <w:r>
+        <w:t>1.</w:t>
+        <w:tab/>
+      </w:r>
       <w:r>
         <w:t>Include a survey with the monthly billing statement, along with a pre-paid postage reply envelope.</w:t>
       </w:r>
     </w:p>
     <w:p>
       <w:pPr>
-        <w:pStyle w:val="ListNumber"/>
+        <w:ind w:left="432" w:hanging="432"/>
       </w:pPr>
+      <w:r>
+        <w:t>2.</w:t>
+        <w:tab/>
+      </w:r>
       <w:r>
         <w:t>Do a mall intercept survey at Columbia Mall and survey 500 actual or potential Mediacom customers.</w:t>
       </w:r>
     </w:p>
     <w:p>
       <w:pPr>
-        <w:pStyle w:val="ListNumber"/>
+        <w:ind w:left="432" w:hanging="432"/>
       </w:pPr>
+      <w:r>
+        <w:t>3.</w:t>
+        <w:tab/>
+      </w:r>
       <w:r>
         <w:t>Conduct an internet survey. Respondents would be paid $2 for completing a survey and would be recruited through banner ads on local newspaper, television, and radio websites.</w:t>
       </w:r>

--- a/hub/files/Case5.docx
+++ b/hub/files/Case5.docx
@@ -78,7 +78,7 @@
                 <w:b/>
                 <w:sz w:val="19"/>
               </w:rPr>
-              <w:t>20 pts</w:t>
+              <w:t>10 pts</w:t>
             </w:r>
             <w:r>
               <w:rPr>
@@ -710,7 +710,7 @@
         <w:rPr>
           <w:b/>
         </w:rPr>
-        <w:t>Presentation (20 pts, Team 4 only, team-graded):</w:t>
+        <w:t>Presentation (10 pts, Team 4 only, team-graded):</w:t>
       </w:r>
       <w:r>
         <w:t xml:space="preserve"> scored on the rubric below.</w:t>

--- a/hub/files/Case5.docx
+++ b/hub/files/Case5.docx
@@ -219,6 +219,35 @@
       </w:tr>
     </w:tbl>
     <w:p/>
+    <w:p>
+      <w:r>
+        <w:rPr>
+          <w:b/>
+        </w:rPr>
+        <w:t>Two different things each week.</w:t>
+      </w:r>
+      <w:r>
+        <w:t xml:space="preserve"> </w:t>
+      </w:r>
+      <w:r>
+        <w:rPr>
+          <w:i/>
+        </w:rPr>
+        <w:t>Everyone</w:t>
+      </w:r>
+      <w:r>
+        <w:t xml:space="preserve"> writes up </w:t>
+      </w:r>
+      <w:r>
+        <w:rPr>
+          <w:i/>
+        </w:rPr>
+        <w:t>this</w:t>
+      </w:r>
+      <w:r>
+        <w:t xml:space="preserve"> case. One team presents the case named in its Canvas group ("Team N presents Case N+1"); the group name never changes which write-up is due.</w:t>
+      </w:r>
+    </w:p>
     <w:p>
       <w:r>
         <w:rPr>

--- a/hub/files/Case5.docx
+++ b/hub/files/Case5.docx
@@ -199,7 +199,20 @@
               <w:rPr>
                 <w:sz w:val="19"/>
               </w:rPr>
-              <w:t xml:space="preserve">Canvas — this doc filled (Box A, Box B, Box C), </w:t>
+              <w:t xml:space="preserve">Canvas — </w:t>
+            </w:r>
+            <w:r>
+              <w:rPr>
+                <w:b/>
+                <w:sz w:val="19"/>
+              </w:rPr>
+              <w:t>two files in one submission</w:t>
+            </w:r>
+            <w:r>
+              <w:rPr>
+                <w:sz w:val="19"/>
+              </w:rPr>
+              <w:t xml:space="preserve">, one set per student: (1) this doc filled (Box A, Box B, Box C), </w:t>
             </w:r>
             <w:r>
               <w:rPr>
@@ -212,7 +225,33 @@
               <w:rPr>
                 <w:sz w:val="19"/>
               </w:rPr>
-              <w:t>, one per student; Team 4 uploads slides to the separate 20-point Mini-Case Presentation team assignment before class</w:t>
+              <w:t xml:space="preserve">; (2) your tutor </w:t>
+            </w:r>
+            <w:r>
+              <w:rPr>
+                <w:b/>
+                <w:sz w:val="19"/>
+              </w:rPr>
+              <w:t>transcript</w:t>
+            </w:r>
+            <w:r>
+              <w:rPr>
+                <w:sz w:val="19"/>
+              </w:rPr>
+              <w:t xml:space="preserve"> as a second file (</w:t>
+            </w:r>
+            <w:r>
+              <w:rPr>
+                <w:b/>
+                <w:sz w:val="19"/>
+              </w:rPr>
+              <w:t>.docx or .pdf</w:t>
+            </w:r>
+            <w:r>
+              <w:rPr>
+                <w:sz w:val="19"/>
+              </w:rPr>
+              <w:t>, the whole chat pasted from the top); Team 4 uploads slides to the separate 10-point Mini-Case Presentation team assignment before class</w:t>
             </w:r>
           </w:p>
         </w:tc>
@@ -372,7 +411,7 @@
         <w:t>Box C</w:t>
       </w:r>
       <w:r>
-        <w:t xml:space="preserve"> (what changed, plus the transcript link). Individual work. The tutor quizzes and challenges rather than answering.*</w:t>
+        <w:t xml:space="preserve"> (what changed) + your transcript as a second file. Individual work. The tutor quizzes and challenges rather than answering.*</w:t>
       </w:r>
     </w:p>
     <w:p>
@@ -674,7 +713,16 @@
         <w:t xml:space="preserve">☐  </w:t>
       </w:r>
       <w:r>
-        <w:t>Transcript link in Box C (Google Doc or Drive PDF, Anyone with the link — test it in a private window)</w:t>
+        <w:t xml:space="preserve">Your tutor transcript as a </w:t>
+      </w:r>
+      <w:r>
+        <w:rPr>
+          <w:b/>
+        </w:rPr>
+        <w:t>second file</w:t>
+      </w:r>
+      <w:r>
+        <w:t xml:space="preserve"> in the same submission (.docx or .pdf; scroll to the very top of the chat before select-all). Not a link, not a summary</w:t>
       </w:r>
     </w:p>
     <w:p>
@@ -1106,7 +1154,7 @@
               <w:rPr>
                 <w:sz w:val="19"/>
               </w:rPr>
-              <w:t>Box A honestly earlier than Box B; Box C shows one real push with a tagged change or a reasoned rejection; transcript link opens</w:t>
+              <w:t>Box A honestly earlier than Box B; Box C shows one real push with a tagged change or a reasoned rejection; transcript file attached and complete</w:t>
             </w:r>
           </w:p>
         </w:tc>
@@ -1174,7 +1222,7 @@
         <w:t>Stopping is your call:</w:t>
       </w:r>
       <w:r>
-        <w:t xml:space="preserve"> one or two defended rounds per row is the finish line, not the tutor's last objection. Paste a transcript link the grader can open. Generic entries ("AI improved my clarity") score zero here.</w:t>
+        <w:t xml:space="preserve"> one or two defended rounds per row is the finish line, not the tutor's last objection. Attach the full transcript as a second file. Generic entries ("AI improved my clarity") score zero here.</w:t>
       </w:r>
     </w:p>
     <w:p>
@@ -2053,13 +2101,13 @@
                 <w:b/>
                 <w:sz w:val="19"/>
               </w:rPr>
-              <w:t>4. Transcript link</w:t>
+              <w:t>4. Transcript</w:t>
             </w:r>
             <w:r>
               <w:rPr>
                 <w:sz w:val="19"/>
               </w:rPr>
-              <w:t xml:space="preserve"> — Google Doc (scroll to the top, select all, paste without formatting, share as Anyone with the link) or a Drive link to the printed PDF. Not a chatgpt.com/c/ URL, not OneDrive, not a summary</w:t>
+              <w:t xml:space="preserve"> — attached as the second file in this submission (.docx or .pdf, whole chat pasted from the top). Write the filename here</w:t>
             </w:r>
           </w:p>
         </w:tc>

--- a/hub/files/Case5.docx
+++ b/hub/files/Case5.docx
@@ -779,7 +779,7 @@
         <w:t>Write-up (5 pts, every student, individual):</w:t>
       </w:r>
       <w:r>
-        <w:t xml:space="preserve"> 5 = Box B complete and substantially correct against the key, Box A visibly earlier and rougher than B, Box C shows one real push with a tagged change or a reasoned "kept it", link opens · 3 = complete, but Box A mirrors B, Box C generic, or a major content error · 1 = a box or the link missing · 0 = not submitted.</w:t>
+        <w:t xml:space="preserve"> 5 = Box B complete and substantially correct against the key, Box A visibly earlier and rougher than B, Box C shows one real push with a tagged change or a reasoned "kept it", link opens · 3 = complete, but Box A mirrors B, Box C generic, or a major content error · 1 = a box or the link missing · 0 = missing, or submitted after the key is released.</w:t>
       </w:r>
     </w:p>
     <w:p>

--- a/hub/files/Case5.docx
+++ b/hub/files/Case5.docx
@@ -245,7 +245,7 @@
                 <w:b/>
                 <w:sz w:val="19"/>
               </w:rPr>
-              <w:t>.docx or .pdf</w:t>
+              <w:t>.docx</w:t>
             </w:r>
             <w:r>
               <w:rPr>
@@ -722,7 +722,7 @@
         <w:t>second file</w:t>
       </w:r>
       <w:r>
-        <w:t xml:space="preserve"> in the same submission (.docx or .pdf; scroll to the very top of the chat before select-all). Not a link, not a summary</w:t>
+        <w:t xml:space="preserve"> in the same submission (.docx; scroll to the very top of the chat before select-all). Not a link, not a summary</w:t>
       </w:r>
     </w:p>
     <w:p>
@@ -2107,7 +2107,7 @@
               <w:rPr>
                 <w:sz w:val="19"/>
               </w:rPr>
-              <w:t xml:space="preserve"> — attached as the second file in this submission (.docx or .pdf, whole chat pasted from the top). Write the filename here</w:t>
+              <w:t xml:space="preserve"> — attached as the second file in this submission (.docx, whole chat pasted from the top). Write the filename here</w:t>
             </w:r>
           </w:p>
         </w:tc>

--- a/hub/files/Case5.docx
+++ b/hub/files/Case5.docx
@@ -123,7 +123,7 @@
               <w:rPr>
                 <w:sz w:val="19"/>
               </w:rPr>
-              <w:t>Write-up: Tue Oct 6, 11:59 PM Pacific (every student); Team 4 presents Wed Oct 7 in class</w:t>
+              <w:t>Write-up: Sun Oct 4, 11:59 PM Pacific (every student); Team 4 opens Monday's class, Oct 5, with its walkthrough</w:t>
             </w:r>
           </w:p>
         </w:tc>
@@ -251,7 +251,7 @@
               <w:rPr>
                 <w:sz w:val="19"/>
               </w:rPr>
-              <w:t>, the whole chat pasted from the top); Team 4 uploads slides to the separate 10-point Mini-Case Presentation team assignment before class</w:t>
+              <w:t>, the whole chat pasted from the top); Team 4 uploads its slides to the separate Mini-Case Presentation assignment before class</w:t>
             </w:r>
           </w:p>
         </w:tc>
@@ -284,7 +284,7 @@
         <w:t>this</w:t>
       </w:r>
       <w:r>
-        <w:t xml:space="preserve"> case. One team presents the case named in its Canvas group ("Team N presents Case N+1"); the group name never changes which write-up is due.</w:t>
+        <w:t xml:space="preserve"> case; one team presents the case named in its Canvas group ("Team N presents Case N+1").</w:t>
       </w:r>
     </w:p>
     <w:p>
@@ -322,7 +322,7 @@
         <w:t>Sampling Plan</w:t>
       </w:r>
       <w:r>
-        <w:t xml:space="preserve"> → Now the case: it presents in the fielding-QA session, days before your own PA5 sampling plan is due — Mediacom's mistakes are the ones your plan must avoid.</w:t>
+        <w:t xml:space="preserve"> → Now the case: its walkthrough opens the Monday lecture, days before your own PA5 sampling plan is due — Mediacom's mistakes are the ones your plan must avoid.</w:t>
       </w:r>
     </w:p>
     <w:p>
@@ -564,7 +564,16 @@
         <w:t>Team 4 (presenters):</w:t>
       </w:r>
       <w:r>
-        <w:t xml:space="preserve"> build a fresh presentation that teaches the frame-vs-population logic — always ask who this procedure can't reach — and add at least one thing that goes beyond the Monday lecture.</w:t>
+        <w:t xml:space="preserve"> prepare the walkthrough (format under </w:t>
+      </w:r>
+      <w:r>
+        <w:rPr>
+          <w:i/>
+        </w:rPr>
+        <w:t>How you'll be graded</w:t>
+      </w:r>
+      <w:r>
+        <w:t>); the concept to name is the frame-vs-population logic — always ask who this procedure can't reach.</w:t>
       </w:r>
     </w:p>
     <w:p>
@@ -699,7 +708,7 @@
         <w:t xml:space="preserve">☐  </w:t>
       </w:r>
       <w:r>
-        <w:t>Slides — Team 4 only, uploaded to the separate Mini-Case Presentation team assignment before class</w:t>
+        <w:t>Walkthrough slides (3–6) — Team 4 only, uploaded to the separate Mini-Case Presentation team assignment before class</w:t>
       </w:r>
     </w:p>
     <w:p>
@@ -738,37 +747,55 @@
         <w:rPr>
           <w:b/>
         </w:rPr>
-        <w:t>The presentation (Team 4):</w:t>
+        <w:t>The walkthrough (Team 4, 10 min + 5 min discussion, opens Monday's class):</w:t>
       </w:r>
       <w:r>
-        <w:t xml:space="preserve"> present fresh — there is no prior recording to study. In a </w:t>
+        <w:t xml:space="preserve"> walk the class through your own three-box work — (1) </w:t>
       </w:r>
       <w:r>
         <w:rPr>
           <w:b/>
         </w:rPr>
-        <w:t>20-minute block (15 min presentation + 5 min Q&amp;A)</w:t>
+        <w:t>Box A</w:t>
       </w:r>
       <w:r>
-        <w:t xml:space="preserve">: (1) </w:t>
+        <w:t xml:space="preserve">, one member's honest first take; (2) </w:t>
       </w:r>
       <w:r>
         <w:rPr>
           <w:b/>
         </w:rPr>
-        <w:t>teach the case's key idea</w:t>
+        <w:t>the push</w:t>
       </w:r>
       <w:r>
-        <w:t xml:space="preserve"> clearly enough that a classmate could apply it on the final exam, and (2) go </w:t>
+        <w:t xml:space="preserve">: the tutor exchange shown on screen, and what you did with it and why; (3) </w:t>
       </w:r>
       <w:r>
         <w:rPr>
           <w:b/>
         </w:rPr>
-        <w:t>beyond the Monday lecture</w:t>
+        <w:t>Box B</w:t>
       </w:r>
       <w:r>
-        <w:t xml:space="preserve"> in at least one way — an example, pitfall, demonstration, or application it doesn't cover (where no recording is assigned that week, go beyond the textbook chapter). My Case-1 demo models the format.</w:t>
+        <w:t xml:space="preserve"> after the tutor, with the </w:t>
+      </w:r>
+      <w:r>
+        <w:rPr>
+          <w:b/>
+        </w:rPr>
+        <w:t>one concept the case hinges on</w:t>
+      </w:r>
+      <w:r>
+        <w:t xml:space="preserve"> named as the textbook does; (4) </w:t>
+      </w:r>
+      <w:r>
+        <w:rPr>
+          <w:b/>
+        </w:rPr>
+        <w:t>one discussion question</w:t>
+      </w:r>
+      <w:r>
+        <w:t xml:space="preserve"> for the class. Three to six slides; the lecture picks up where you stop.</w:t>
       </w:r>
     </w:p>
     <w:p>
@@ -1006,7 +1033,7 @@
               <w:rPr>
                 <w:sz w:val="19"/>
               </w:rPr>
-              <w:t>Teach the key idea</w:t>
+              <w:t>Walkthrough of your three boxes</w:t>
             </w:r>
           </w:p>
         </w:tc>
@@ -1042,7 +1069,7 @@
               <w:rPr>
                 <w:sz w:val="19"/>
               </w:rPr>
-              <w:t>The who-can't-this-procedure-reach question taught clearly enough to apply; each procedure's exclusions named</w:t>
+              <w:t>Box A shown honestly; the tutor's push shown on screen and judged — accepted with a tagged change, or rejected with a reason; Box B correct against the key</w:t>
             </w:r>
           </w:p>
         </w:tc>
@@ -1062,7 +1089,7 @@
               <w:rPr>
                 <w:sz w:val="19"/>
               </w:rPr>
-              <w:t>Beyond the lecture &amp; delivery</w:t>
+              <w:t>Key concept &amp; discussion</w:t>
             </w:r>
           </w:p>
         </w:tc>
@@ -1098,7 +1125,7 @@
               <w:rPr>
                 <w:sz w:val="19"/>
               </w:rPr>
-              <w:t>At least one specific contribution the Monday lecture and the textbook chapter don't cover; the class engaged (a question, quick poll, or short exercise); 15 min + 5 Q&amp;A, run to time</w:t>
+              <w:t>The concept the case hinges on named and stated correctly; one discussion question the class actually works; 10 min + 5, run to time</w:t>
             </w:r>
           </w:p>
         </w:tc>

--- a/hub/files/Case5.docx
+++ b/hub/files/Case5.docx
@@ -747,7 +747,7 @@
         <w:rPr>
           <w:b/>
         </w:rPr>
-        <w:t>The walkthrough (Team 4, 10 min + 5 min discussion, opens Monday's class):</w:t>
+        <w:t>The walkthrough (Team 4, 10 min + ~3 min Q&amp;A, opens Monday's class):</w:t>
       </w:r>
       <w:r>
         <w:t xml:space="preserve"> walk the class through your own three-box work — (1) </w:t>
@@ -1125,7 +1125,7 @@
               <w:rPr>
                 <w:sz w:val="19"/>
               </w:rPr>
-              <w:t>The concept the case hinges on named and stated correctly; one discussion question the class actually works; 10 min + 5, run to time</w:t>
+              <w:t>The concept the case hinges on named and stated correctly; one discussion question the class actually works; 10 min + Q&amp;A, run to time</w:t>
             </w:r>
           </w:p>
         </w:tc>

--- a/hub/files/Case5.docx
+++ b/hub/files/Case5.docx
@@ -1619,14 +1619,60 @@
         </w:sectPr>
       </w:pPr>
     </w:p>
-    <w:p>
-      <w:r>
-        <w:rPr>
-          <w:b/>
-        </w:rPr>
-        <w:t>Your better option (frame, probability method, how you reach potential customers — 3–5 sentences):</w:t>
-      </w:r>
-    </w:p>
+    <w:tbl>
+      <w:tblPr>
+        <w:tblStyle w:val="TableGrid"/>
+        <w:tblW w:type="auto" w:w="0"/>
+        <w:tblLook w:firstColumn="1" w:firstRow="1" w:lastColumn="0" w:lastRow="0" w:noHBand="0" w:noVBand="1" w:val="04A0"/>
+      </w:tblPr>
+      <w:tblGrid>
+        <w:gridCol w:w="9936"/>
+      </w:tblGrid>
+      <w:tr>
+        <w:tc>
+          <w:tcPr>
+            <w:tcW w:type="dxa" w:w="9936"/>
+          </w:tcPr>
+          <w:p>
+            <w:r>
+              <w:rPr>
+                <w:b/>
+                <w:sz w:val="19"/>
+              </w:rPr>
+            </w:r>
+            <w:r>
+              <w:rPr>
+                <w:b/>
+                <w:sz w:val="19"/>
+              </w:rPr>
+              <w:t>Your better option (frame, probability method, how you reach potential customers — 3–5 sentences)</w:t>
+            </w:r>
+          </w:p>
+        </w:tc>
+      </w:tr>
+      <w:tr>
+        <w:tc>
+          <w:tcPr>
+            <w:tcW w:type="dxa" w:w="9936"/>
+          </w:tcPr>
+          <w:p>
+            <w:r>
+              <w:rPr>
+                <w:sz w:val="19"/>
+              </w:rPr>
+            </w:r>
+            <w:r>
+              <w:rPr>
+                <w:i/>
+                <w:sz w:val="19"/>
+              </w:rPr>
+              <w:t>(type your answer here)</w:t>
+            </w:r>
+          </w:p>
+        </w:tc>
+      </w:tr>
+    </w:tbl>
+    <w:p/>
     <w:p>
       <w:pPr>
         <w:pStyle w:val="Heading3"/>
@@ -1927,14 +1973,60 @@
         </w:sectPr>
       </w:pPr>
     </w:p>
-    <w:p>
-      <w:r>
-        <w:rPr>
-          <w:b/>
-        </w:rPr>
-        <w:t>Your better option (frame, probability method, how you reach potential customers — 3–5 sentences):</w:t>
-      </w:r>
-    </w:p>
+    <w:tbl>
+      <w:tblPr>
+        <w:tblStyle w:val="TableGrid"/>
+        <w:tblW w:type="auto" w:w="0"/>
+        <w:tblLook w:firstColumn="1" w:firstRow="1" w:lastColumn="0" w:lastRow="0" w:noHBand="0" w:noVBand="1" w:val="04A0"/>
+      </w:tblPr>
+      <w:tblGrid>
+        <w:gridCol w:w="9936"/>
+      </w:tblGrid>
+      <w:tr>
+        <w:tc>
+          <w:tcPr>
+            <w:tcW w:type="dxa" w:w="9936"/>
+          </w:tcPr>
+          <w:p>
+            <w:r>
+              <w:rPr>
+                <w:b/>
+                <w:sz w:val="19"/>
+              </w:rPr>
+            </w:r>
+            <w:r>
+              <w:rPr>
+                <w:b/>
+                <w:sz w:val="19"/>
+              </w:rPr>
+              <w:t>Your better option (frame, probability method, how you reach potential customers — 3–5 sentences)</w:t>
+            </w:r>
+          </w:p>
+        </w:tc>
+      </w:tr>
+      <w:tr>
+        <w:tc>
+          <w:tcPr>
+            <w:tcW w:type="dxa" w:w="9936"/>
+          </w:tcPr>
+          <w:p>
+            <w:r>
+              <w:rPr>
+                <w:sz w:val="19"/>
+              </w:rPr>
+            </w:r>
+            <w:r>
+              <w:rPr>
+                <w:i/>
+                <w:sz w:val="19"/>
+              </w:rPr>
+              <w:t>(type your answer here)</w:t>
+            </w:r>
+          </w:p>
+        </w:tc>
+      </w:tr>
+    </w:tbl>
+    <w:p/>
     <w:p>
       <w:pPr>
         <w:pStyle w:val="Heading3"/>
